--- a/reports/模型优化报告.docx
+++ b/reports/模型优化报告.docx
@@ -104,7 +104,7 @@
           <w:bCs/>
           <w:sz w:val="16"/>
         </w:rPr>
-        <w:t>代码：scripts/W3/model_optimization.py（调优与集成）、optimization_plots.py（配图）、tuning_method_compare.py（调参方法对比）、model_significance_test.py（模型差异显著性检验）</w:t>
+        <w:t>代码：scripts/W3/model_optimization.py（调优与集成）、optimization_plots.py（配图）、tuning_method_compare.py（调参方法对照）、tuning_full_combo.py（两模型 × 三方法全组合对照）、model_significance_test.py（模型差异显著性检验）、prediction_cost.py（训练/预测耗时实测）</w:t>
       </w:r>
     </w:p>
     <w:p>
@@ -125,7 +125,7 @@
           <w:bCs/>
           <w:sz w:val="16"/>
         </w:rPr>
-        <w:t>产物：outputs/W3/ 调优参数记录、优化前后对比表、调参方法对比、显著性检验、SHAP 归因图与归因表</w:t>
+        <w:t>产物：outputs/W3/ 调优参数记录、优化前后对比表、调参方法全组合对照（tuning_full_combo.png、tuning_full_combo_summary.csv、tuning_full_combo.csv（144 条逐次记录）、tuning_full_combo_bigspace.csv）、显著性检验、SHAP 归因图与归因表、训练与预测耗时实测（prediction_cost.csv）</w:t>
       </w:r>
     </w:p>
     <w:p>
@@ -272,7 +272,7 @@
           <w:bCs/>
           <w:sz w:val="16"/>
         </w:rPr>
-        <w:t>五、两组补充实验让结论更扎实。一是三种调参方法的等预算对照（网格 / 随机 / 贝叶斯），结论是三种方法都能命中同一水平的最优点，随机搜索没有漏掉更优的参数区域；二是模型差异的显著性检验（DeLong + Bootstrap，10 组两两对比中 9 组显著），说明模型之间的差距是真的，但小到不值得为它多付算力（集成模型预测要 249 秒，单模型只要 6 秒），最终模型因此选 LGB（优化）。</w:t>
+        <w:t>五、两组补充实验让结论更扎实。一是调参方法的全组合对照：XGBoost 与 LightGBM 各跑网格 / 随机 / 贝叶斯三种方法，共 6 个组合等预算比拼，结果是同一模型内三种方法的最优水平完全一致（贝叶斯两次都精确命中网格的最优组合、成绩一模一样，随机只差 0.00015 与 0.00011），说明在这类小离散空间里随机搜索没有漏掉更优的参数区域；二是模型差异的显著性检验（DeLong + Bootstrap，10 组两两对比中 9 组显著），说明模型之间的差距是真的，但小到不值得为它多付算力（Stacking 内部要训练 21 次、实测 371 秒，LGB 只要 5.6 秒），最终模型因此选 LGB（优化）。</w:t>
       </w:r>
     </w:p>
     <w:p>
@@ -410,7 +410,7 @@
           <w:bCs/>
           <w:sz w:val="16"/>
         </w:rPr>
-        <w:t>2.1 调参方法的选择：三种方法先做对照实验，再定方案</w:t>
+        <w:t>2.1 调参方法的选择：两个模型 × 三种方法的全组合对照实验</w:t>
       </w:r>
     </w:p>
     <w:p>
@@ -431,7 +431,7 @@
           <w:bCs/>
           <w:sz w:val="16"/>
         </w:rPr>
-        <w:t>任务 5.1 列了三种主流搜索方式，先把它们是什么说清楚：</w:t>
+        <w:t>任务 5.1 列了三种主流搜索方式：</w:t>
       </w:r>
     </w:p>
     <w:p>
@@ -452,7 +452,7 @@
           <w:bCs/>
           <w:sz w:val="16"/>
         </w:rPr>
-        <w:t>· 网格搜索：把每个参数的所有取值做全组合，一个不漏。本阶段正式调参的空间有 6 个参数、每个 3 个取值，组合数 3^6 = 729 组，每组还要跑 5 折交叉验证，共 3,600 多次训练——80 万行数据下不现实。</w:t>
+        <w:t>· 网格搜索：所有取值做全组合、一个不漏。正式调参空间是 6 个参数 × 每个 3 个取值（3^6 = 729 组），每组还要跑 5 折交叉验证，共 3,600 多次训练，55.9 万行的训练集上时间不现实。</w:t>
       </w:r>
     </w:p>
     <w:p>
@@ -473,7 +473,7 @@
           <w:bCs/>
           <w:sz w:val="16"/>
         </w:rPr>
-        <w:t>· 贝叶斯优化（TPE）：根据前几次试验的成绩，优先去“更可能出好成绩”的区域继续试，理论上更省次数。</w:t>
+        <w:t>· 贝叶斯优化（TPE）：根据前几次的成绩，优先试“更可能出好成绩”的区域，理论上更省次数。</w:t>
       </w:r>
     </w:p>
     <w:p>
@@ -515,7 +515,7 @@
           <w:bCs/>
           <w:sz w:val="16"/>
         </w:rPr>
-        <w:t>先说说直觉：贝叶斯边试边学，理论上最省次数；网格一个不漏但最贵；随机搜索最简单，但可能靠运气漏掉好区域。三种方法到底差多少？我们没有直接下结论，而是做了一组等预算对照实验来回答（子样本 20 万行、3 折，控制时间成本）：</w:t>
+        <w:t>直觉上，贝叶斯边试边学最省次数，网格一个不漏但最贵，随机搜索最简单、但可能靠运气漏掉好区域。三种方法到底差多少，要用等预算的对照实验来回答。正式调参的对象是 XGBoost 与 LightGBM，对照按“2 个模型 × 3 种方法”全组合展开，共 6 个组合。设置：从训练集 558,948 行里分层抽 20 万行子样本（违约率约 20%），统一 3 折交叉验证、同一模型下三种方法共用同一套折（保证成绩可比）；用子样本是为控制时间成本（单次评估 XGBoost 约 4 秒、LightGBM 约 10 秒），对照只比方法、不需要最终规模。对照分两步走：先在“网格能枚举完”的小空间里取基准，再在“网格跑不动”的大空间里复核。</w:t>
       </w:r>
     </w:p>
     <w:p>
@@ -536,7 +536,7 @@
           <w:bCs/>
           <w:sz w:val="16"/>
         </w:rPr>
-        <w:t>· 实验一（可网格化的小空间）：4 个旋钮共 24 个组合，三种方法各给 24 次评估预算。结果为网格 0.7210、随机 0.7209、贝叶斯 0.7210——三者的最优水平完全一样，谁也没有找到“更优解”；差别在试错效率：贝叶斯的平均成绩 0.7192 高于网格 0.7173、随机 0.7165，说明它更少走弯路（网格能全枚举，但好点排在第 3 个纯属空间排序；随机搜索平均到第 19 次才撞上最优点，靠的是运气）。</w:t>
+        <w:t>· 实验一（小空间）：两个模型各有一套 4 旋钮、24 个组合的小空间（XGBoost：max_depth 3 档 × 学习率 2 档 × 树数量 2 档 × 列采样 2 档；LightGBM 把 max_depth 换成 num_leaves），三种方法各给 24 次评估预算。结果是 6 个组合的最优成绩处在同一水平：XGBoost 网格 0.7217 / 随机 0.7216 / 贝叶斯 0.7217，LightGBM 网格 0.7210 / 随机 0.7209 / 贝叶斯 0.7210；同一模型内三种方法的极差都不到 0.0002（XGBoost 0.721550–0.721698、LightGBM 0.720922–0.721035；贝叶斯两次都精确命中网格的最优组合，随机只差 0.00015 与 0.00011）。同一实验里同口径比一比：24 个组合的成绩跨度是 0.0124（XGBoost）与 0.0125（LightGBM），换参数的影响是换方法的 80–110 倍；两个模型之间约 0.0007 的差距来自算法本身，与调参方法无关。差别只在试错效率：贝叶斯的 24 次平均成绩在两个模型上都是最高（XGB 0.7198，高于网格 0.7186、随机 0.7177；LGB 0.7192，高于 0.7173、0.7165）。</w:t>
       </w:r>
     </w:p>
     <w:p>
@@ -557,7 +557,7 @@
           <w:bCs/>
           <w:sz w:val="16"/>
         </w:rPr>
-        <w:t>· 实验二（6 个旋钮的大空间）：若每个旋钮离散成 5 档，网格需要枚举 5^6 = 15,625 组、约 26 小时，算力上不可行，因此只比随机与贝叶斯、各给 30 次预算。结果两者最优同为 0.7219；平均成绩贝叶斯 0.7201 高于随机 0.7186。</w:t>
+        <w:t>· 实验二（大空间）：小空间只有 24 个格子，贝叶斯“边试边学”的本事发挥不出来，所以把空间放宽到 6 个旋钮、取值范围也拉开（学习率 0.01–0.15 取对数、树数量 100–500、深度 4–12）。这个空间里多数旋钮是连续取值，网格法根本枚举不完——就算每个旋钮只取 5 档，也有 5^6 = 15,625 组，按单次评估的速度要跑十几到四十多小时，算力上不可行，因此只比随机与贝叶斯、各给 30 次预算。先交代一处机制：贝叶斯实现（TPE）的热身期是 5 次，前 5 次仍用随机采样（脚本里 n_startup_trials=5），所以两条轨迹的前 5 次逐次完全相同、第 6 次起才分开——热身期占掉了 30 次预算的六分之一。最优成绩：XGBoost 随机 0.7224、贝叶斯 0.7227；LightGBM 两者同为 0.7219。平均成绩贝叶斯依然领先（XGB 0.7206 vs 0.7176；LGB 0.7201 vs 0.7186），而且第 6 次之后贝叶斯的最低分是 0.7162，随机搜索却抽到过三次 0.6997–0.7000 的低分。代价是：同样 30 次评估，LightGBM 上贝叶斯耗时 378 秒、随机 280 秒（慢 35%），XGBoost 上两者接近（142 秒 vs 163 秒）。</w:t>
       </w:r>
     </w:p>
     <w:p>
@@ -578,27 +578,10 @@
           <w:bCs/>
           <w:sz w:val="16"/>
         </w:rPr>
-        <w:t>结论：三种方法都能命中同一水平的最优点，差别只在试错效率。考虑到随机搜索实现和复现成本最低、8 组预算下已能覆盖重要区域，</w:t>
+        <w:t>结论：正式调参采用随机搜索，理由有两条。1.交付的是“找到的最优点”、不是“平均成绩”：正式空间是 6 个参数各 3 档的 729 组小离散格子，与实验一同属一类，而实验一里三种方法的最优成绩完全一致（极差不到 0.0002，只有换参数影响的 1/80–1/110），说明在这类空间里，能拿到什么水平由“试到哪一组”决定，换哪种搜索方式几乎不改变结果。2.实现与复现成本：随机搜索是 scikit-learn 自带、一行调用、结果可复现；贝叶斯要额外引入 optuna、采样过程是不透明的黑箱、复现更依赖随机种子。这一条按“透明可维护”取胜，不以“更快”取胜。</w:t>
       </w:r>
-      <w:r>
-        <w:rPr>
-          <w:rFonts w:ascii="verdana" w:hAnsi="verdana" w:eastAsia="宋体"/>
-          <w:b w:val="0"/>
-          <w:bCs/>
-          <w:sz w:val="16"/>
-          <w:highlight w:val="yellow"/>
-        </w:rPr>
-        <w:t>正式调参采用随机搜索</w:t>
-      </w:r>
-      <w:r>
-        <w:rPr>
-          <w:rFonts w:ascii="verdana" w:hAnsi="verdana" w:eastAsia="宋体"/>
-          <w:b w:val="0"/>
-          <w:bCs/>
-          <w:sz w:val="16"/>
-        </w:rPr>
-        <w:t>；贝叶斯的对照结果写进报告，用来回答“有没有漏掉更优的参数区域”。</w:t>
-      </w:r>
+      <w:bookmarkStart w:id="0" w:name="_GoBack"/>
+      <w:bookmarkEnd w:id="0"/>
     </w:p>
     <w:p>
       <w:pPr>
@@ -618,7 +601,7 @@
           <w:bCs/>
           <w:sz w:val="16"/>
         </w:rPr>
-        <w:t>口径说明：对照实验在 20 万行子样本、3 折条件下完成（等预算比较，单次评估约 6 秒），与下面全量 5 折的正式调参结论可能存在细微差异，故只用于方法比较，不参与最终模型选择。</w:t>
+        <w:t>口径说明：两个模型各自独立跑完、结论一致；对照实验与全量 5 折的正式调参可能存在细微差异，故只用于方法比较，不参与最终模型选择。</w:t>
       </w:r>
     </w:p>
     <w:p>
@@ -641,7 +624,7 @@
         </w:rPr>
         <w:drawing>
           <wp:inline distT="0" distB="0" distL="114300" distR="114300">
-            <wp:extent cx="5406390" cy="1649730"/>
+            <wp:extent cx="5406390" cy="3743960"/>
             <wp:effectExtent l="0" t="0" r="3810" b="1270"/>
             <wp:docPr id="1" name="Picture 1"/>
             <wp:cNvGraphicFramePr>
@@ -665,7 +648,7 @@
                   <pic:spPr>
                     <a:xfrm>
                       <a:off x="0" y="0"/>
-                      <a:ext cx="5406390" cy="1649730"/>
+                      <a:ext cx="5406390" cy="3744527"/>
                     </a:xfrm>
                     <a:prstGeom prst="rect">
                       <a:avLst/>
@@ -696,7 +679,7 @@
           <w:bCs/>
           <w:sz w:val="16"/>
         </w:rPr>
-        <w:t>图 1｜三种调参方法的等预算对照。左：实验一（24 个组合的小空间）的收敛曲线；中：实验二（6 旋钮大空间）的收敛曲线；右：各方法的平均试错质量（同一预算下所有试验的平均 AUC，越高说明越少走弯路）。</w:t>
+        <w:t>图 1｜两个模型 × 三种调参方法的全组合等预算对照。(a) XGBoost、(b) LightGBM 在小空间（4 旋钮、24 个组合）上的收敛曲线：横轴是第几次评估，纵轴是该方法跑到该次为止的最好成绩（只升不降），每个面板三条线对应三种方法，曲线末端的数字是 24 次结束时的最好成绩；(c) 6 个组合的试错质量箱线图，◆为平均成绩、★为最好成绩；(d) 6 旋钮大空间里随机搜索与贝叶斯优化的最好成绩曲线，XGBoost 实线、LightGBM 虚线。</w:t>
       </w:r>
     </w:p>
     <w:p>
@@ -1755,7 +1738,7 @@
           <w:bCs/>
           <w:sz w:val="16"/>
         </w:rPr>
-        <w:t>两个模型的第一名几乎打平（差距 0.0002），而且最优点都落在“树多一些（200）、深度适中（8）、小步学习（0.05）、随机抽样（0.7–0.8）”的同一片区域——说明这个方向是稳定有效的，不是碰运气。反过来看，16 组里的最差一组 AUC 也有 0.7167，与最优只差 0.008，进一步印证了“参数拧不出大空间”的判断。</w:t>
+        <w:t>两个模型的第一名几乎打平（差距 0.0002），而且最优点都落在“树多一些（200）、深度适中（8）、小步学习（0.05）、随机抽样（0.7–0.8）”的同一片区域——说明这个方向是稳定有效的，不是碰运气。反过来看，16 组里的最差一组 AUC 也有 0.7167，与最优只差 0.008，参数确实有影响，但幅度有限，没有出现明显更优或明显崩掉的组合。</w:t>
       </w:r>
     </w:p>
     <w:p>
@@ -1833,7 +1816,7 @@
           <w:bCs/>
           <w:sz w:val="16"/>
         </w:rPr>
-        <w:t>图 2｜随机搜索 16 组参数的 5 折平均 AUC（蓝=XGBoost，绿=LightGBM，红框=各模型最优；误差棒为 5 折标准差）。每组的 5 折标准差都 ≤0.0007，说明 5 次“考试”难度稳定、评分可靠。</w:t>
+        <w:t>图 2｜随机搜索 16 组参数的 5 折平均 AUC（蓝=XGBoost，绿=LightGBM，红框=各模型最优；误差棒为 5 折标准差）。每组的 5 折标准差都 ≤0.00071，说明 5 次“考试”难度稳定、评分可靠。</w:t>
       </w:r>
     </w:p>
     <w:p>
@@ -1908,7 +1891,7 @@
           <w:bCs/>
           <w:sz w:val="16"/>
         </w:rPr>
-        <w:t>为什么要交叉验证：单切一次验证集，成绩会受“这一次切分运气好不好”影响；切 5 份轮流考、取平均，评分更稳，也不浪费数据。16 组参数的 5 折标准差全部不超过 0.0007，说明评分本身非常稳定——调参结论因此可信。</w:t>
+        <w:t>为什么要交叉验证：单切一次验证集，成绩会受“这一次切分运气好不好”影响；切 5 份轮流考、取平均，评分更稳，也不浪费数据。16 组参数的 5 折标准差全部不超过 0.00071，说明评分本身非常稳定——调参结论因此可信。</w:t>
       </w:r>
     </w:p>
     <w:p>
@@ -3423,7 +3406,6 @@
           <w:sz w:val="16"/>
         </w:rPr>
       </w:pPr>
-      <w:bookmarkStart w:id="0" w:name="_GoBack"/>
       <w:r>
         <w:rPr>
           <w:rFonts w:ascii="verdana" w:hAnsi="verdana"/>
@@ -3469,7 +3451,6 @@
           </wp:inline>
         </w:drawing>
       </w:r>
-      <w:bookmarkEnd w:id="0"/>
     </w:p>
     <w:p>
       <w:pPr>
@@ -3552,7 +3533,7 @@
           <w:bCs/>
           <w:sz w:val="16"/>
         </w:rPr>
-        <w:t>· 调参有效但幅度小：树模型参数对 AUC 的影响在 ±0.001 级别。这不是失败——AUC 衡量排序能力，参数优化改的是细节，改变不了特征本身的信息量。</w:t>
+        <w:t>· 调参有效但幅度小：相对基线，纯调参只带来约 +0.001（XGB 0.7276 → 0.7286），另外约 0.001 来自换用 LGB 与集成。这不是失败——AUC 衡量排序能力，参数优化改的是细节，改变不了特征本身的信息量。</w:t>
       </w:r>
     </w:p>
     <w:p>
@@ -5091,7 +5072,7 @@
           <w:bCs/>
           <w:sz w:val="16"/>
         </w:rPr>
-        <w:t>· 配对检验非常灵敏：两个模型对同一批人打分，判断高度相关（相关系数约 0.95），这种相关性把随机噪声抵消掉一大块，所以 0.0004 这样的小差距也能测出来。</w:t>
+        <w:t>· 配对检验非常灵敏：两个模型对同一批人打分，判断高度相关（验证集上各模型预测概率的相关系数在 0.99 上下），这种相关性把随机噪声抵消掉一大块，所以 0.0004 这样的小差距也能测出来。</w:t>
       </w:r>
     </w:p>
     <w:p>
@@ -5133,7 +5114,7 @@
           <w:bCs/>
           <w:sz w:val="16"/>
         </w:rPr>
-        <w:t>· 最关键的对比是 LGB（优化）vs Stacking（集成）：AUC 差 0.0004（显著），但 Stacking 预测耗时 249 秒、LGB 只要 6 秒，约 40 倍。多花 40 倍算力换 0.0004 的 AUC，业务上不划算，</w:t>
+        <w:t>· 最关键的对比是 LGB（优化）vs Stacking（集成）：AUC 差 0.0004（显著），但 Stacking 内部要训练 4 个基模型 × 5 折再加 1 个元模型（共 21 次训练），LGB 只要 1 次——实测训练耗时 371 秒 vs 5.6 秒（约 66 倍），给 15.97 万人打分 0.95 秒 vs 0.46 秒（约 2 倍）。多花六十几倍的训练与维护成本换 0.0004 的 AUC，业务上不划算，</w:t>
       </w:r>
       <w:r>
         <w:rPr>
@@ -6575,7 +6556,7 @@
           <w:bCs/>
           <w:sz w:val="16"/>
         </w:rPr>
-        <w:t>· 局限一：方法对比实验在子样本上进行。三种调参方法的等预算对照用 20 万行子样本、3 折完成（控制时间成本），结论（三种方法上限一致、贝叶斯试错效率略优）在全量 5 折条件下可能有细微差异；正式模型仍以全量随机搜索的调参结果为准。</w:t>
+        <w:t>· 局限一：方法对比实验在子样本上进行。两个模型 × 三种方法的等预算对照用 20 万行子样本、3 折完成（控制时间成本），结论（小空间里三种方法上限一致；大空间里贝叶斯上限略高、试错效率更优）在全量 5 折条件下可能有细微差异；正式模型仍以全量随机搜索的调参结果为准。</w:t>
       </w:r>
     </w:p>
     <w:p>
